--- a/信吾/KDDI/添付ファイル/KDDI企業研究.docx
+++ b/信吾/KDDI/添付ファイル/KDDI企業研究.docx
@@ -588,6 +588,798 @@
     </w:p>
     <w:p>
       <w:pPr>
+        <w:pBdr>
+          <w:bottom w:val="single" w:color="C0392B" w:sz="12" w:space="4"/>
+        </w:pBdr>
+        <w:spacing w:after="160" w:before="320"/>
+      </w:pPr>
+      <w:r>
+        <w:rPr>
+          <w:rFonts w:ascii="游ゴシック" w:cs="游ゴシック" w:eastAsia="游ゴシック" w:hAnsi="游ゴシック"/>
+          <w:b/>
+          <w:bCs/>
+          <w:color w:val="C0392B"/>
+          <w:sz w:val="32"/>
+          <w:szCs w:val="32"/>
+        </w:rPr>
+        <w:t xml:space="preserve">財務・会計業務に関連する注力ポイント（最重要）</w:t>
+      </w:r>
+    </w:p>
+    <w:p>
+      <w:pPr>
+        <w:spacing w:after="120"/>
+      </w:pPr>
+      <w:r>
+        <w:rPr>
+          <w:rFonts w:ascii="游ゴシック" w:cs="游ゴシック" w:eastAsia="游ゴシック" w:hAnsi="游ゴシック"/>
+          <w:sz w:val="21"/>
+          <w:szCs w:val="21"/>
+        </w:rPr>
+        <w:t xml:space="preserve">KDDIが今、経営として何に力を入れているかを「財務・会計・M&amp;A」の切り口で整理。アカウンティング職種のES・面接で最も直接使える内容。</w:t>
+      </w:r>
+    </w:p>
+    <w:p>
+      <w:pPr>
+        <w:spacing w:after="100" w:before="180"/>
+      </w:pPr>
+      <w:r>
+        <w:rPr>
+          <w:rFonts w:ascii="游ゴシック" w:cs="游ゴシック" w:eastAsia="游ゴシック" w:hAnsi="游ゴシック"/>
+          <w:b/>
+          <w:bCs/>
+          <w:color w:val="C0392B"/>
+          <w:sz w:val="22"/>
+          <w:szCs w:val="22"/>
+        </w:rPr>
+        <w:t xml:space="preserve">1. M&amp;A・キャピタルアロケーション戦略</w:t>
+      </w:r>
+    </w:p>
+    <w:p>
+      <w:pPr>
+        <w:pStyle w:val="ListParagraph"/>
+        <w:numPr>
+          <w:ilvl w:val="0"/>
+          <w:numId w:val="2"/>
+        </w:numPr>
+        <w:spacing w:after="80"/>
+      </w:pPr>
+      <w:r>
+        <w:t xml:space="preserve">新中期経営戦略「Power-to-Connect 2028」（27.3期〜29.3期）のキャピタルアロケーションポリシーとして、Net Debt/EBITDA 2.0倍目安にコントロールしつつ、レバレッジを活用した成長投資（M&amp;A等）を「規律に基づき積極検討」する方針を明示</w:t>
+      </w:r>
+    </w:p>
+    <w:p>
+      <w:pPr>
+        <w:pStyle w:val="ListParagraph"/>
+        <w:numPr>
+          <w:ilvl w:val="0"/>
+          <w:numId w:val="2"/>
+        </w:numPr>
+        <w:spacing w:after="80"/>
+      </w:pPr>
+      <w:r>
+        <w:t xml:space="preserve">主な投資領域（パーソナルグロース・ビジネスグロース）に1兆円/3年の投資枠を設定。投資検討は「戦略的合理性」×「資本コスト（WACC対比）」のマトリクスで評価し、対象は子会社・孫会社・関連会社・政策保有株式まで及ぶ</w:t>
+      </w:r>
+    </w:p>
+    <w:p>
+      <w:pPr>
+        <w:pStyle w:val="ListParagraph"/>
+        <w:numPr>
+          <w:ilvl w:val="0"/>
+          <w:numId w:val="2"/>
+        </w:numPr>
+        <w:spacing w:after="80"/>
+      </w:pPr>
+      <w:r>
+        <w:t xml:space="preserve">投資後も効率と戦略的合理性を継続検証し、合わないものは売却・撤退（過去の売却事例：auカブコム証券、ライフネット生命）</w:t>
+      </w:r>
+    </w:p>
+    <w:p>
+      <w:pPr>
+        <w:spacing w:after="120"/>
+      </w:pPr>
+      <w:r>
+        <w:rPr>
+          <w:rFonts w:ascii="游ゴシック" w:cs="游ゴシック" w:eastAsia="游ゴシック" w:hAnsi="游ゴシック"/>
+          <w:sz w:val="21"/>
+          <w:szCs w:val="21"/>
+        </w:rPr>
+        <w:t xml:space="preserve">直近の主要M&amp;A：</w:t>
+      </w:r>
+    </w:p>
+    <w:tbl>
+      <w:tblPr>
+        <w:tblW w:type="dxa" w:w="10000"/>
+        <w:tblBorders>
+          <w:top w:val="single" w:color="auto" w:sz="4"/>
+          <w:left w:val="single" w:color="auto" w:sz="4"/>
+          <w:bottom w:val="single" w:color="auto" w:sz="4"/>
+          <w:right w:val="single" w:color="auto" w:sz="4"/>
+          <w:insideH w:val="single" w:color="auto" w:sz="4"/>
+          <w:insideV w:val="single" w:color="auto" w:sz="4"/>
+        </w:tblBorders>
+      </w:tblPr>
+      <w:tblGrid>
+        <w:gridCol w:w="2600"/>
+        <w:gridCol w:w="2600"/>
+        <w:gridCol w:w="3200"/>
+        <w:gridCol w:w="1600"/>
+      </w:tblGrid>
+      <w:tr>
+        <w:trPr>
+          <w:tblHeader/>
+        </w:trPr>
+        <w:tc>
+          <w:tcPr>
+            <w:tcW w:type="dxa" w:w="2600"/>
+            <w:shd w:fill="1F3864" w:color="auto" w:val="clear"/>
+            <w:tcMar>
+              <w:top w:type="dxa" w:w="80"/>
+              <w:left w:type="dxa" w:w="100"/>
+              <w:bottom w:type="dxa" w:w="80"/>
+              <w:right w:type="dxa" w:w="100"/>
+            </w:tcMar>
+          </w:tcPr>
+          <w:p>
+            <w:pPr>
+              <w:jc w:val="left"/>
+            </w:pPr>
+            <w:r>
+              <w:rPr>
+                <w:rFonts w:ascii="游ゴシック" w:cs="游ゴシック" w:eastAsia="游ゴシック" w:hAnsi="游ゴシック"/>
+                <w:b/>
+                <w:bCs/>
+                <w:color w:val="FFFFFF"/>
+                <w:sz w:val="20"/>
+                <w:szCs w:val="20"/>
+              </w:rPr>
+              <w:t xml:space="preserve">時期</w:t>
+            </w:r>
+          </w:p>
+        </w:tc>
+        <w:tc>
+          <w:tcPr>
+            <w:tcW w:type="dxa" w:w="2600"/>
+            <w:shd w:fill="1F3864" w:color="auto" w:val="clear"/>
+            <w:tcMar>
+              <w:top w:type="dxa" w:w="80"/>
+              <w:left w:type="dxa" w:w="100"/>
+              <w:bottom w:type="dxa" w:w="80"/>
+              <w:right w:type="dxa" w:w="100"/>
+            </w:tcMar>
+          </w:tcPr>
+          <w:p>
+            <w:pPr>
+              <w:jc w:val="left"/>
+            </w:pPr>
+            <w:r>
+              <w:rPr>
+                <w:rFonts w:ascii="游ゴシック" w:cs="游ゴシック" w:eastAsia="游ゴシック" w:hAnsi="游ゴシック"/>
+                <w:b/>
+                <w:bCs/>
+                <w:color w:val="FFFFFF"/>
+                <w:sz w:val="20"/>
+                <w:szCs w:val="20"/>
+              </w:rPr>
+              <w:t xml:space="preserve">対象</w:t>
+            </w:r>
+          </w:p>
+        </w:tc>
+        <w:tc>
+          <w:tcPr>
+            <w:tcW w:type="dxa" w:w="3200"/>
+            <w:shd w:fill="1F3864" w:color="auto" w:val="clear"/>
+            <w:tcMar>
+              <w:top w:type="dxa" w:w="80"/>
+              <w:left w:type="dxa" w:w="100"/>
+              <w:bottom w:type="dxa" w:w="80"/>
+              <w:right w:type="dxa" w:w="100"/>
+            </w:tcMar>
+          </w:tcPr>
+          <w:p>
+            <w:pPr>
+              <w:jc w:val="left"/>
+            </w:pPr>
+            <w:r>
+              <w:rPr>
+                <w:rFonts w:ascii="游ゴシック" w:cs="游ゴシック" w:eastAsia="游ゴシック" w:hAnsi="游ゴシック"/>
+                <w:b/>
+                <w:bCs/>
+                <w:color w:val="FFFFFF"/>
+                <w:sz w:val="20"/>
+                <w:szCs w:val="20"/>
+              </w:rPr>
+              <w:t xml:space="preserve">概要</w:t>
+            </w:r>
+          </w:p>
+        </w:tc>
+        <w:tc>
+          <w:tcPr>
+            <w:tcW w:type="dxa" w:w="1600"/>
+            <w:shd w:fill="1F3864" w:color="auto" w:val="clear"/>
+            <w:tcMar>
+              <w:top w:type="dxa" w:w="80"/>
+              <w:left w:type="dxa" w:w="100"/>
+              <w:bottom w:type="dxa" w:w="80"/>
+              <w:right w:type="dxa" w:w="100"/>
+            </w:tcMar>
+          </w:tcPr>
+          <w:p>
+            <w:pPr>
+              <w:jc w:val="left"/>
+            </w:pPr>
+            <w:r>
+              <w:rPr>
+                <w:rFonts w:ascii="游ゴシック" w:cs="游ゴシック" w:eastAsia="游ゴシック" w:hAnsi="游ゴシック"/>
+                <w:b/>
+                <w:bCs/>
+                <w:color w:val="FFFFFF"/>
+                <w:sz w:val="20"/>
+                <w:szCs w:val="20"/>
+              </w:rPr>
+              <w:t xml:space="preserve">金額</w:t>
+            </w:r>
+          </w:p>
+        </w:tc>
+      </w:tr>
+      <w:tr>
+        <w:tc>
+          <w:tcPr>
+            <w:tcW w:type="dxa" w:w="2600"/>
+            <w:tcMar>
+              <w:top w:type="dxa" w:w="80"/>
+              <w:left w:type="dxa" w:w="100"/>
+              <w:bottom w:type="dxa" w:w="80"/>
+              <w:right w:type="dxa" w:w="100"/>
+            </w:tcMar>
+          </w:tcPr>
+          <w:p>
+            <w:pPr>
+              <w:jc w:val="left"/>
+            </w:pPr>
+            <w:r>
+              <w:rPr>
+                <w:rFonts w:ascii="游ゴシック" w:cs="游ゴシック" w:eastAsia="游ゴシック" w:hAnsi="游ゴシック"/>
+                <w:b w:val="false"/>
+                <w:bCs w:val="false"/>
+                <w:color w:val="000000"/>
+                <w:sz w:val="20"/>
+                <w:szCs w:val="20"/>
+              </w:rPr>
+              <w:t xml:space="preserve">2024年4〜5月</w:t>
+            </w:r>
+          </w:p>
+        </w:tc>
+        <w:tc>
+          <w:tcPr>
+            <w:tcW w:type="dxa" w:w="2600"/>
+            <w:tcMar>
+              <w:top w:type="dxa" w:w="80"/>
+              <w:left w:type="dxa" w:w="100"/>
+              <w:bottom w:type="dxa" w:w="80"/>
+              <w:right w:type="dxa" w:w="100"/>
+            </w:tcMar>
+          </w:tcPr>
+          <w:p>
+            <w:pPr>
+              <w:jc w:val="left"/>
+            </w:pPr>
+            <w:r>
+              <w:rPr>
+                <w:rFonts w:ascii="游ゴシック" w:cs="游ゴシック" w:eastAsia="游ゴシック" w:hAnsi="游ゴシック"/>
+                <w:b w:val="false"/>
+                <w:bCs w:val="false"/>
+                <w:color w:val="000000"/>
+                <w:sz w:val="20"/>
+                <w:szCs w:val="20"/>
+              </w:rPr>
+              <w:t xml:space="preserve">ローソン</w:t>
+            </w:r>
+          </w:p>
+        </w:tc>
+        <w:tc>
+          <w:tcPr>
+            <w:tcW w:type="dxa" w:w="3200"/>
+            <w:tcMar>
+              <w:top w:type="dxa" w:w="80"/>
+              <w:left w:type="dxa" w:w="100"/>
+              <w:bottom w:type="dxa" w:w="80"/>
+              <w:right w:type="dxa" w:w="100"/>
+            </w:tcMar>
+          </w:tcPr>
+          <w:p>
+            <w:pPr>
+              <w:jc w:val="left"/>
+            </w:pPr>
+            <w:r>
+              <w:rPr>
+                <w:rFonts w:ascii="游ゴシック" w:cs="游ゴシック" w:eastAsia="游ゴシック" w:hAnsi="游ゴシック"/>
+                <w:b w:val="false"/>
+                <w:bCs w:val="false"/>
+                <w:color w:val="000000"/>
+                <w:sz w:val="20"/>
+                <w:szCs w:val="20"/>
+              </w:rPr>
+              <w:t xml:space="preserve">三菱商事と共同TOB、50%ずつ出資の持分法適用関連会社化</w:t>
+            </w:r>
+          </w:p>
+        </w:tc>
+        <w:tc>
+          <w:tcPr>
+            <w:tcW w:type="dxa" w:w="1600"/>
+            <w:tcMar>
+              <w:top w:type="dxa" w:w="80"/>
+              <w:left w:type="dxa" w:w="100"/>
+              <w:bottom w:type="dxa" w:w="80"/>
+              <w:right w:type="dxa" w:w="100"/>
+            </w:tcMar>
+          </w:tcPr>
+          <w:p>
+            <w:pPr>
+              <w:jc w:val="left"/>
+            </w:pPr>
+            <w:r>
+              <w:rPr>
+                <w:rFonts w:ascii="游ゴシック" w:cs="游ゴシック" w:eastAsia="游ゴシック" w:hAnsi="游ゴシック"/>
+                <w:b w:val="false"/>
+                <w:bCs w:val="false"/>
+                <w:color w:val="000000"/>
+                <w:sz w:val="20"/>
+                <w:szCs w:val="20"/>
+              </w:rPr>
+              <w:t xml:space="preserve">約4,971億円</w:t>
+            </w:r>
+          </w:p>
+        </w:tc>
+      </w:tr>
+      <w:tr>
+        <w:tc>
+          <w:tcPr>
+            <w:tcW w:type="dxa" w:w="2600"/>
+            <w:tcMar>
+              <w:top w:type="dxa" w:w="80"/>
+              <w:left w:type="dxa" w:w="100"/>
+              <w:bottom w:type="dxa" w:w="80"/>
+              <w:right w:type="dxa" w:w="100"/>
+            </w:tcMar>
+          </w:tcPr>
+          <w:p>
+            <w:pPr>
+              <w:jc w:val="left"/>
+            </w:pPr>
+            <w:r>
+              <w:rPr>
+                <w:rFonts w:ascii="游ゴシック" w:cs="游ゴシック" w:eastAsia="游ゴシック" w:hAnsi="游ゴシック"/>
+                <w:b w:val="false"/>
+                <w:bCs w:val="false"/>
+                <w:color w:val="000000"/>
+                <w:sz w:val="20"/>
+                <w:szCs w:val="20"/>
+              </w:rPr>
+              <w:t xml:space="preserve">2024年11月〜2025年1月</w:t>
+            </w:r>
+          </w:p>
+        </w:tc>
+        <w:tc>
+          <w:tcPr>
+            <w:tcW w:type="dxa" w:w="2600"/>
+            <w:tcMar>
+              <w:top w:type="dxa" w:w="80"/>
+              <w:left w:type="dxa" w:w="100"/>
+              <w:bottom w:type="dxa" w:w="80"/>
+              <w:right w:type="dxa" w:w="100"/>
+            </w:tcMar>
+          </w:tcPr>
+          <w:p>
+            <w:pPr>
+              <w:jc w:val="left"/>
+            </w:pPr>
+            <w:r>
+              <w:rPr>
+                <w:rFonts w:ascii="游ゴシック" w:cs="游ゴシック" w:eastAsia="游ゴシック" w:hAnsi="游ゴシック"/>
+                <w:b w:val="false"/>
+                <w:bCs w:val="false"/>
+                <w:color w:val="000000"/>
+                <w:sz w:val="20"/>
+                <w:szCs w:val="20"/>
+              </w:rPr>
+              <w:t xml:space="preserve">ラック（LAC）</w:t>
+            </w:r>
+          </w:p>
+        </w:tc>
+        <w:tc>
+          <w:tcPr>
+            <w:tcW w:type="dxa" w:w="3200"/>
+            <w:tcMar>
+              <w:top w:type="dxa" w:w="80"/>
+              <w:left w:type="dxa" w:w="100"/>
+              <w:bottom w:type="dxa" w:w="80"/>
+              <w:right w:type="dxa" w:w="100"/>
+            </w:tcMar>
+          </w:tcPr>
+          <w:p>
+            <w:pPr>
+              <w:jc w:val="left"/>
+            </w:pPr>
+            <w:r>
+              <w:rPr>
+                <w:rFonts w:ascii="游ゴシック" w:cs="游ゴシック" w:eastAsia="游ゴシック" w:hAnsi="游ゴシック"/>
+                <w:b w:val="false"/>
+                <w:bCs w:val="false"/>
+                <w:color w:val="000000"/>
+                <w:sz w:val="20"/>
+                <w:szCs w:val="20"/>
+              </w:rPr>
+              <w:t xml:space="preserve">TOBで完全子会社化、サイバーセキュリティ強化</w:t>
+            </w:r>
+          </w:p>
+        </w:tc>
+        <w:tc>
+          <w:tcPr>
+            <w:tcW w:type="dxa" w:w="1600"/>
+            <w:tcMar>
+              <w:top w:type="dxa" w:w="80"/>
+              <w:left w:type="dxa" w:w="100"/>
+              <w:bottom w:type="dxa" w:w="80"/>
+              <w:right w:type="dxa" w:w="100"/>
+            </w:tcMar>
+          </w:tcPr>
+          <w:p>
+            <w:pPr>
+              <w:jc w:val="left"/>
+            </w:pPr>
+            <w:r>
+              <w:rPr>
+                <w:rFonts w:ascii="游ゴシック" w:cs="游ゴシック" w:eastAsia="游ゴシック" w:hAnsi="游ゴシック"/>
+                <w:b w:val="false"/>
+                <w:bCs w:val="false"/>
+                <w:color w:val="000000"/>
+                <w:sz w:val="20"/>
+                <w:szCs w:val="20"/>
+              </w:rPr>
+              <w:t xml:space="preserve">約246億円</w:t>
+            </w:r>
+          </w:p>
+        </w:tc>
+      </w:tr>
+      <w:tr>
+        <w:tc>
+          <w:tcPr>
+            <w:tcW w:type="dxa" w:w="2600"/>
+            <w:tcMar>
+              <w:top w:type="dxa" w:w="80"/>
+              <w:left w:type="dxa" w:w="100"/>
+              <w:bottom w:type="dxa" w:w="80"/>
+              <w:right w:type="dxa" w:w="100"/>
+            </w:tcMar>
+          </w:tcPr>
+          <w:p>
+            <w:pPr>
+              <w:jc w:val="left"/>
+            </w:pPr>
+            <w:r>
+              <w:rPr>
+                <w:rFonts w:ascii="游ゴシック" w:cs="游ゴシック" w:eastAsia="游ゴシック" w:hAnsi="游ゴシック"/>
+                <w:b w:val="false"/>
+                <w:bCs w:val="false"/>
+                <w:color w:val="000000"/>
+                <w:sz w:val="20"/>
+                <w:szCs w:val="20"/>
+              </w:rPr>
+              <w:t xml:space="preserve">2025年11月</w:t>
+            </w:r>
+          </w:p>
+        </w:tc>
+        <w:tc>
+          <w:tcPr>
+            <w:tcW w:type="dxa" w:w="2600"/>
+            <w:tcMar>
+              <w:top w:type="dxa" w:w="80"/>
+              <w:left w:type="dxa" w:w="100"/>
+              <w:bottom w:type="dxa" w:w="80"/>
+              <w:right w:type="dxa" w:w="100"/>
+            </w:tcMar>
+          </w:tcPr>
+          <w:p>
+            <w:pPr>
+              <w:jc w:val="left"/>
+            </w:pPr>
+            <w:r>
+              <w:rPr>
+                <w:rFonts w:ascii="游ゴシック" w:cs="游ゴシック" w:eastAsia="游ゴシック" w:hAnsi="游ゴシック"/>
+                <w:b w:val="false"/>
+                <w:bCs w:val="false"/>
+                <w:color w:val="000000"/>
+                <w:sz w:val="20"/>
+                <w:szCs w:val="20"/>
+              </w:rPr>
+              <w:t xml:space="preserve">United Cyber Force（NEC合弁）</w:t>
+            </w:r>
+          </w:p>
+        </w:tc>
+        <w:tc>
+          <w:tcPr>
+            <w:tcW w:type="dxa" w:w="3200"/>
+            <w:tcMar>
+              <w:top w:type="dxa" w:w="80"/>
+              <w:left w:type="dxa" w:w="100"/>
+              <w:bottom w:type="dxa" w:w="80"/>
+              <w:right w:type="dxa" w:w="100"/>
+            </w:tcMar>
+          </w:tcPr>
+          <w:p>
+            <w:pPr>
+              <w:jc w:val="left"/>
+            </w:pPr>
+            <w:r>
+              <w:rPr>
+                <w:rFonts w:ascii="游ゴシック" w:cs="游ゴシック" w:eastAsia="游ゴシック" w:hAnsi="游ゴシック"/>
+                <w:b w:val="false"/>
+                <w:bCs w:val="false"/>
+                <w:color w:val="000000"/>
+                <w:sz w:val="20"/>
+                <w:szCs w:val="20"/>
+              </w:rPr>
+              <w:t xml:space="preserve">サイバーセキュリティ分野の合弁会社設立</w:t>
+            </w:r>
+          </w:p>
+        </w:tc>
+        <w:tc>
+          <w:tcPr>
+            <w:tcW w:type="dxa" w:w="1600"/>
+            <w:tcMar>
+              <w:top w:type="dxa" w:w="80"/>
+              <w:left w:type="dxa" w:w="100"/>
+              <w:bottom w:type="dxa" w:w="80"/>
+              <w:right w:type="dxa" w:w="100"/>
+            </w:tcMar>
+          </w:tcPr>
+          <w:p>
+            <w:pPr>
+              <w:jc w:val="left"/>
+            </w:pPr>
+            <w:r>
+              <w:rPr>
+                <w:rFonts w:ascii="游ゴシック" w:cs="游ゴシック" w:eastAsia="游ゴシック" w:hAnsi="游ゴシック"/>
+                <w:b w:val="false"/>
+                <w:bCs w:val="false"/>
+                <w:color w:val="000000"/>
+                <w:sz w:val="20"/>
+                <w:szCs w:val="20"/>
+              </w:rPr>
+              <w:t xml:space="preserve">―</w:t>
+            </w:r>
+          </w:p>
+        </w:tc>
+      </w:tr>
+    </w:tbl>
+    <w:p>
+      <w:pPr>
+        <w:spacing w:after="160"/>
+      </w:pPr>
+      <w:r>
+        <w:rPr>
+          <w:rFonts w:ascii="游ゴシック" w:cs="游ゴシック" w:eastAsia="游ゴシック" w:hAnsi="游ゴシック"/>
+          <w:color w:val="666666"/>
+          <w:sz w:val="18"/>
+          <w:szCs w:val="18"/>
+        </w:rPr>
+        <w:t xml:space="preserve">※個別M&amp;A案件・出資形態（持分法／完全子会社の使い分け）・無限∞ラボとの関係の詳細は別紙「KDDIのM&amp;A動向」を参照</w:t>
+      </w:r>
+    </w:p>
+    <w:p>
+      <w:pPr>
+        <w:pStyle w:val="ListParagraph"/>
+        <w:numPr>
+          <w:ilvl w:val="0"/>
+          <w:numId w:val="2"/>
+        </w:numPr>
+        <w:spacing w:after="80"/>
+      </w:pPr>
+      <w:r>
+        <w:t xml:space="preserve">直近のダイベストメント（事業ポートフォリオ見直し）：合計11件・約1,500億円のキャッシュ創出を決定（売却未了案件含む）。ライフネット生命（2026年4月、生命保険）、Loco Partners（2026年6月、旅行業）、Gunosy（2026年8月、ニュース・ゲームメディア）、カカクコム（売却意思決定済）等。「M&amp;Aで広げるだけでなく、資本効率で絞る」の両輪を同時に運用している点が特徴</w:t>
+      </w:r>
+    </w:p>
+    <w:p>
+      <w:pPr>
+        <w:spacing w:after="100" w:before="180"/>
+      </w:pPr>
+      <w:r>
+        <w:rPr>
+          <w:rFonts w:ascii="游ゴシック" w:cs="游ゴシック" w:eastAsia="游ゴシック" w:hAnsi="游ゴシック"/>
+          <w:b/>
+          <w:bCs/>
+          <w:color w:val="C0392B"/>
+          <w:sz w:val="22"/>
+          <w:szCs w:val="22"/>
+        </w:rPr>
+        <w:t xml:space="preserve">2. グループガバナンス強化 —「不適切取引事案」への対応</w:t>
+      </w:r>
+    </w:p>
+    <w:p>
+      <w:pPr>
+        <w:pStyle w:val="ListParagraph"/>
+        <w:numPr>
+          <w:ilvl w:val="0"/>
+          <w:numId w:val="2"/>
+        </w:numPr>
+        <w:spacing w:after="80"/>
+      </w:pPr>
+      <w:r>
+        <w:t xml:space="preserve">2026年に発覚した架空循環取引により、グループ会社のビッグローブとジー・プランから代理店への手数料329億円が外部流出。代理店4社に損害賠償請求訴訟を提起、警察の捜査にも協力中</w:t>
+      </w:r>
+    </w:p>
+    <w:p>
+      <w:pPr>
+        <w:pStyle w:val="ListParagraph"/>
+        <w:numPr>
+          <w:ilvl w:val="0"/>
+          <w:numId w:val="2"/>
+        </w:numPr>
+        <w:spacing w:after="80"/>
+      </w:pPr>
+      <w:r>
+        <w:t xml:space="preserve">対応：対象110社の総点検完了、取引先の与信管理・権限分離ルールの整備、グループファイナンスの管理強化、与信審査AIシステム・財務データの異常値探知ツールの導入</w:t>
+      </w:r>
+    </w:p>
+    <w:p>
+      <w:pPr>
+        <w:pStyle w:val="ListParagraph"/>
+        <w:numPr>
+          <w:ilvl w:val="0"/>
+          <w:numId w:val="2"/>
+        </w:numPr>
+        <w:spacing w:after="80"/>
+      </w:pPr>
+      <w:r>
+        <w:t xml:space="preserve">組織再編：経営管理本部の下に「ガバナンス推進本部」を新設し、CFOが本部長を兼任。財務・経理機能とガバナンス機能を一体運用する体制に転換</w:t>
+      </w:r>
+    </w:p>
+    <w:p>
+      <w:pPr>
+        <w:spacing w:after="100" w:before="180"/>
+      </w:pPr>
+      <w:r>
+        <w:rPr>
+          <w:rFonts w:ascii="游ゴシック" w:cs="游ゴシック" w:eastAsia="游ゴシック" w:hAnsi="游ゴシック"/>
+          <w:b/>
+          <w:bCs/>
+          <w:color w:val="C0392B"/>
+          <w:sz w:val="22"/>
+          <w:szCs w:val="22"/>
+        </w:rPr>
+        <w:t xml:space="preserve">3. 財務報告そのものの変更 —「調整後利益」の新設</w:t>
+      </w:r>
+    </w:p>
+    <w:p>
+      <w:pPr>
+        <w:pStyle w:val="ListParagraph"/>
+        <w:numPr>
+          <w:ilvl w:val="0"/>
+          <w:numId w:val="2"/>
+        </w:numPr>
+        <w:spacing w:after="80"/>
+      </w:pPr>
+      <w:r>
+        <w:t xml:space="preserve">IFRS第18号（28.3期から適用）に先立ち、27.3期から「調整後利益」を開示開始</w:t>
+      </w:r>
+    </w:p>
+    <w:p>
+      <w:pPr>
+        <w:pStyle w:val="ListParagraph"/>
+        <w:numPr>
+          <w:ilvl w:val="0"/>
+          <w:numId w:val="2"/>
+        </w:numPr>
+        <w:spacing w:after="80"/>
+      </w:pPr>
+      <w:r>
+        <w:t xml:space="preserve">連結営業利益・当期利益から、①非経常的かつ大規模なコストの除外（戦略的設備更改、事業構造改革等）、②ポートフォリオ見直しに伴う一時損益の除外（株式売却損益、のれん減損等）を調整</w:t>
+      </w:r>
+    </w:p>
+    <w:p>
+      <w:pPr>
+        <w:pStyle w:val="ListParagraph"/>
+        <w:numPr>
+          <w:ilvl w:val="0"/>
+          <w:numId w:val="2"/>
+        </w:numPr>
+        <w:spacing w:after="80"/>
+      </w:pPr>
+      <w:r>
+        <w:t xml:space="preserve">目的は「成長力の可視化」と「資本効率性の維持向上」の同時実現。会計基準変更への実務対応そのものであり、アカウンティング部門の役割が直接見える事例</w:t>
+      </w:r>
+    </w:p>
+    <w:p>
+      <w:pPr>
+        <w:spacing w:after="100" w:before="180"/>
+      </w:pPr>
+      <w:r>
+        <w:rPr>
+          <w:rFonts w:ascii="游ゴシック" w:cs="游ゴシック" w:eastAsia="游ゴシック" w:hAnsi="游ゴシック"/>
+          <w:b/>
+          <w:bCs/>
+          <w:color w:val="C0392B"/>
+          <w:sz w:val="22"/>
+          <w:szCs w:val="22"/>
+        </w:rPr>
+        <w:t xml:space="preserve">4. 資本政策・資本効率経営の強化</w:t>
+      </w:r>
+    </w:p>
+    <w:p>
+      <w:pPr>
+        <w:pStyle w:val="ListParagraph"/>
+        <w:numPr>
+          <w:ilvl w:val="0"/>
+          <w:numId w:val="2"/>
+        </w:numPr>
+        <w:spacing w:after="80"/>
+      </w:pPr>
+      <w:r>
+        <w:t xml:space="preserve">auフィナンシャルホールディングスの株式上場を検討開始（2026年5月公表）。目的は「KDDI連結のバランスシート最適化」「事業ポートフォリオ集約による資本集中」「機動的な資本政策」。市場区分は東証プライム市場（案）、機関設計は監査等委員会設置会社（案）</w:t>
+      </w:r>
+    </w:p>
+    <w:p>
+      <w:pPr>
+        <w:pStyle w:val="ListParagraph"/>
+        <w:numPr>
+          <w:ilvl w:val="0"/>
+          <w:numId w:val="2"/>
+        </w:numPr>
+        <w:spacing w:after="80"/>
+      </w:pPr>
+      <w:r>
+        <w:t xml:space="preserve">株主還元：配当性向40%超（調整後当期利益ベース）を維持し安定増配（27.3期はDPS84.0円、24期連続増配）。自己株式取得は総額3,000億円（上限）を決議</w:t>
+      </w:r>
+    </w:p>
+    <w:p>
+      <w:pPr>
+        <w:pStyle w:val="ListParagraph"/>
+        <w:numPr>
+          <w:ilvl w:val="0"/>
+          <w:numId w:val="2"/>
+        </w:numPr>
+        <w:spacing w:after="80"/>
+      </w:pPr>
+      <w:r>
+        <w:t xml:space="preserve">役員報酬の評価指標にROE・ROICスプレッドを追加し、資本効率経営へのコミットメントを強化</w:t>
+      </w:r>
+    </w:p>
+    <w:p>
+      <w:pPr>
+        <w:spacing w:after="100" w:before="180"/>
+      </w:pPr>
+      <w:r>
+        <w:rPr>
+          <w:rFonts w:ascii="游ゴシック" w:cs="游ゴシック" w:eastAsia="游ゴシック" w:hAnsi="游ゴシック"/>
+          <w:b/>
+          <w:bCs/>
+          <w:color w:val="C0392B"/>
+          <w:sz w:val="22"/>
+          <w:szCs w:val="22"/>
+        </w:rPr>
+        <w:t xml:space="preserve">（参考）不正アクセス事案</w:t>
+      </w:r>
+    </w:p>
+    <w:p>
+      <w:pPr>
+        <w:spacing w:after="120"/>
+      </w:pPr>
+      <w:r>
+        <w:rPr>
+          <w:rFonts w:ascii="游ゴシック" w:cs="游ゴシック" w:eastAsia="游ゴシック" w:hAnsi="游ゴシック"/>
+          <w:sz w:val="21"/>
+          <w:szCs w:val="21"/>
+        </w:rPr>
+        <w:t xml:space="preserve">ISP事業者向けメールシステムへの不正アクセスにより、メールアドレス1,223万件・パスワード762万件が漏えい（2026年5〜6月）。行政指導を受け対応中。会計・財務とは別軸だが、①の不適切取引事案と並ぶ「1Qの2大ガバナンス課題」として決算資料で説明されている。</w:t>
+      </w:r>
+    </w:p>
+    <w:p>
+      <w:pPr>
+        <w:spacing w:after="100"/>
+      </w:pPr>
+    </w:p>
+    <w:p>
+      <w:pPr>
         <w:pStyle w:val="Heading1"/>
         <w:spacing w:after="160" w:before="320"/>
       </w:pPr>
@@ -1347,6 +2139,85 @@
     </w:tbl>
     <w:p>
       <w:pPr>
+        <w:spacing w:after="100"/>
+      </w:pPr>
+    </w:p>
+    <w:p>
+      <w:pPr>
+        <w:pStyle w:val="Heading1"/>
+        <w:spacing w:after="160" w:before="320"/>
+      </w:pPr>
+      <w:r>
+        <w:t xml:space="preserve">中期経営計画・ビジョン：「Power-to-Connect 2028」（27.3期〜29.3期）</w:t>
+      </w:r>
+    </w:p>
+    <w:p>
+      <w:pPr>
+        <w:spacing w:after="120"/>
+      </w:pPr>
+      <w:r>
+        <w:rPr>
+          <w:rFonts w:ascii="游ゴシック" w:cs="游ゴシック" w:eastAsia="游ゴシック" w:hAnsi="游ゴシック"/>
+          <w:sz w:val="21"/>
+          <w:szCs w:val="21"/>
+        </w:rPr>
+        <w:t xml:space="preserve">通信を核に「AI前提社会」（AIが当たり前になる時代）への土台づくりを目指す中期経営戦略。3つの“Fusion”（異分野融合による価値創造手法）を戦略の軸に設定している。</w:t>
+      </w:r>
+    </w:p>
+    <w:p>
+      <w:pPr>
+        <w:pStyle w:val="ListParagraph"/>
+        <w:numPr>
+          <w:ilvl w:val="0"/>
+          <w:numId w:val="2"/>
+        </w:numPr>
+        <w:spacing w:after="80"/>
+      </w:pPr>
+      <w:r>
+        <w:t xml:space="preserve">Infrastructure Fusion：日本全国の陸海空を網羅する次世代デジタルインフラ「デジタルベルト構想」に1.2兆円/3年を投資</w:t>
+      </w:r>
+    </w:p>
+    <w:p>
+      <w:pPr>
+        <w:pStyle w:val="ListParagraph"/>
+        <w:numPr>
+          <w:ilvl w:val="0"/>
+          <w:numId w:val="2"/>
+        </w:numPr>
+        <w:spacing w:after="80"/>
+      </w:pPr>
+      <w:r>
+        <w:t xml:space="preserve">Real-Tech Fusion：お客さま起点でAI労働力（点検監視・商品仕分け・ロボタクシー等）・AI生活力（生活相談・健康支援等）を社会実装</w:t>
+      </w:r>
+    </w:p>
+    <w:p>
+      <w:pPr>
+        <w:pStyle w:val="ListParagraph"/>
+        <w:numPr>
+          <w:ilvl w:val="0"/>
+          <w:numId w:val="2"/>
+        </w:numPr>
+        <w:spacing w:after="80"/>
+      </w:pPr>
+      <w:r>
+        <w:t xml:space="preserve">HR Fusion：グループ会社の現場実践を通じ、多様なスキルを持つ「両利き人財」を育成</w:t>
+      </w:r>
+    </w:p>
+    <w:p>
+      <w:pPr>
+        <w:spacing w:after="120"/>
+      </w:pPr>
+      <w:r>
+        <w:rPr>
+          <w:rFonts w:ascii="游ゴシック" w:cs="游ゴシック" w:eastAsia="游ゴシック" w:hAnsi="游ゴシック"/>
+          <w:sz w:val="21"/>
+          <w:szCs w:val="21"/>
+        </w:rPr>
+        <w:t xml:space="preserve">財務目標：連結営業利益CAGR5%成長（前中期2023〜2026年度はCAGR2.9%）</w:t>
+      </w:r>
+    </w:p>
+    <w:p>
+      <w:pPr>
         <w:spacing w:after="160"/>
       </w:pPr>
       <w:r>
@@ -1356,143 +2227,7 @@
           <w:sz w:val="18"/>
           <w:szCs w:val="18"/>
         </w:rPr>
-        <w:t xml:space="preserve">※個別M&amp;A案件の詳細は別紙「KDDIのM&amp;A動向」を参照</w:t>
-      </w:r>
-    </w:p>
-    <w:p>
-      <w:pPr>
-        <w:pStyle w:val="Heading1"/>
-        <w:spacing w:after="160" w:before="320"/>
-      </w:pPr>
-      <w:r>
-        <w:t xml:space="preserve">中期経営計画・ビジョン：「Power-to-Connect 2028」（27.3期〜29.3期）</w:t>
-      </w:r>
-    </w:p>
-    <w:p>
-      <w:pPr>
-        <w:spacing w:after="120"/>
-      </w:pPr>
-      <w:r>
-        <w:rPr>
-          <w:rFonts w:ascii="游ゴシック" w:cs="游ゴシック" w:eastAsia="游ゴシック" w:hAnsi="游ゴシック"/>
-          <w:sz w:val="21"/>
-          <w:szCs w:val="21"/>
-        </w:rPr>
-        <w:t xml:space="preserve">通信を核に「AI前提社会」（AIが当たり前になる時代）への土台づくりを目指す中期経営戦略。3つの“Fusion”（異分野融合による価値創造手法）を戦略の軸に設定している。</w:t>
-      </w:r>
-    </w:p>
-    <w:p>
-      <w:pPr>
-        <w:pStyle w:val="Heading3"/>
-        <w:spacing w:after="100" w:before="180"/>
-      </w:pPr>
-      <w:r>
-        <w:t xml:space="preserve">3つのFusion</w:t>
-      </w:r>
-    </w:p>
-    <w:p>
-      <w:pPr>
-        <w:pStyle w:val="ListParagraph"/>
-        <w:numPr>
-          <w:ilvl w:val="0"/>
-          <w:numId w:val="2"/>
-        </w:numPr>
-        <w:spacing w:after="80"/>
-      </w:pPr>
-      <w:r>
-        <w:t xml:space="preserve">Infrastructure Fusion：日本全国の陸海空を網羅する次世代デジタルインフラ「デジタルベルト構想」に1.2兆円/3年を投資</w:t>
-      </w:r>
-    </w:p>
-    <w:p>
-      <w:pPr>
-        <w:pStyle w:val="ListParagraph"/>
-        <w:numPr>
-          <w:ilvl w:val="0"/>
-          <w:numId w:val="2"/>
-        </w:numPr>
-        <w:spacing w:after="80"/>
-      </w:pPr>
-      <w:r>
-        <w:t xml:space="preserve">Real-Tech Fusion：お客さま起点でAI労働力（点検監視・商品仕分け・ロボタクシー等）・AI生活力（生活相談・健康支援等）を社会実装</w:t>
-      </w:r>
-    </w:p>
-    <w:p>
-      <w:pPr>
-        <w:pStyle w:val="ListParagraph"/>
-        <w:numPr>
-          <w:ilvl w:val="0"/>
-          <w:numId w:val="2"/>
-        </w:numPr>
-        <w:spacing w:after="80"/>
-      </w:pPr>
-      <w:r>
-        <w:t xml:space="preserve">HR Fusion：グループ会社の現場実践を通じ、多様なスキルを持つ「両利き人財」を育成</w:t>
-      </w:r>
-    </w:p>
-    <w:p>
-      <w:pPr>
-        <w:spacing w:after="100"/>
-      </w:pPr>
-    </w:p>
-    <w:p>
-      <w:pPr>
-        <w:pStyle w:val="Heading3"/>
-        <w:spacing w:after="100" w:before="180"/>
-      </w:pPr>
-      <w:r>
-        <w:t xml:space="preserve">財務目標・資本政策</w:t>
-      </w:r>
-    </w:p>
-    <w:p>
-      <w:pPr>
-        <w:pStyle w:val="ListParagraph"/>
-        <w:numPr>
-          <w:ilvl w:val="0"/>
-          <w:numId w:val="2"/>
-        </w:numPr>
-        <w:spacing w:after="80"/>
-      </w:pPr>
-      <w:r>
-        <w:t xml:space="preserve">連結営業利益CAGR5%成長を目標（前中期2023〜2026年度はCAGR2.9%）</w:t>
-      </w:r>
-    </w:p>
-    <w:p>
-      <w:pPr>
-        <w:pStyle w:val="ListParagraph"/>
-        <w:numPr>
-          <w:ilvl w:val="0"/>
-          <w:numId w:val="2"/>
-        </w:numPr>
-        <w:spacing w:after="80"/>
-      </w:pPr>
-      <w:r>
-        <w:t xml:space="preserve">Net Debt/EBITDA 2.0倍目安にコントロールしつつ、レバレッジを活用して成長投資（M&amp;A等）を規律をもって積極検討。同時に事業ポートフォリオ見直し（ダイベストメント）も推進</w:t>
-      </w:r>
-    </w:p>
-    <w:p>
-      <w:pPr>
-        <w:pStyle w:val="ListParagraph"/>
-        <w:numPr>
-          <w:ilvl w:val="0"/>
-          <w:numId w:val="2"/>
-        </w:numPr>
-        <w:spacing w:after="80"/>
-      </w:pPr>
-      <w:r>
-        <w:t xml:space="preserve">配当性向40%超（調整後当期利益ベース）を維持し安定増配を継続。27.3期は24期連続増配となるDPS84.0円を予定</w:t>
-      </w:r>
-    </w:p>
-    <w:p>
-      <w:pPr>
-        <w:pStyle w:val="ListParagraph"/>
-        <w:numPr>
-          <w:ilvl w:val="0"/>
-          <w:numId w:val="2"/>
-        </w:numPr>
-        <w:spacing w:after="80"/>
-      </w:pPr>
-      <w:r>
-        <w:t xml:space="preserve">自己株式取得は総額3,000億円（上限）を決議</w:t>
+        <w:t xml:space="preserve">※キャピタルアロケーション・資本政策の詳細は前段「財務・会計業務に関連する注力ポイント」を参照</w:t>
       </w:r>
     </w:p>
     <w:p>
@@ -3967,234 +4702,6 @@
         <w:spacing w:after="160" w:before="320"/>
       </w:pPr>
       <w:r>
-        <w:t xml:space="preserve">直近の主要トピックス</w:t>
-      </w:r>
-    </w:p>
-    <w:p>
-      <w:pPr>
-        <w:pStyle w:val="Heading2"/>
-        <w:spacing w:after="120" w:before="240"/>
-      </w:pPr>
-      <w:r>
-        <w:t xml:space="preserve">①「不適切取引事案」（架空循環取引）— 最重要の会計・ガバナンス課題</w:t>
-      </w:r>
-    </w:p>
-    <w:p>
-      <w:pPr>
-        <w:pStyle w:val="ListParagraph"/>
-        <w:numPr>
-          <w:ilvl w:val="0"/>
-          <w:numId w:val="2"/>
-        </w:numPr>
-        <w:spacing w:after="80"/>
-      </w:pPr>
-      <w:r>
-        <w:t xml:space="preserve">26.3期決算で「架空循環取引に伴う外部流出額」（25.3期105億円→26.3期171億円）を業績の“実力値”から除外して開示</w:t>
-      </w:r>
-    </w:p>
-    <w:p>
-      <w:pPr>
-        <w:pStyle w:val="ListParagraph"/>
-        <w:numPr>
-          <w:ilvl w:val="0"/>
-          <w:numId w:val="2"/>
-        </w:numPr>
-        <w:spacing w:after="80"/>
-      </w:pPr>
-      <w:r>
-        <w:t xml:space="preserve">27.3期1Q決算（2026年8月7日）で詳細判明：グループ会社のビッグローブとジー・プランから流出した代理店手数料の総額329億円。代理店4社に対し損害賠償請求訴訟を提起、警察の捜査にも協力中</w:t>
-      </w:r>
-    </w:p>
-    <w:p>
-      <w:pPr>
-        <w:pStyle w:val="ListParagraph"/>
-        <w:numPr>
-          <w:ilvl w:val="0"/>
-          <w:numId w:val="2"/>
-        </w:numPr>
-        <w:spacing w:after="80"/>
-      </w:pPr>
-      <w:r>
-        <w:t xml:space="preserve">再発防止として、対象110社の総点検完了、取引先の与信管理・権限分離ルールの整備、グループファイナンスの管理強化、与信審査AIシステム・財務データの異常値探知ツールの導入を実施</w:t>
-      </w:r>
-    </w:p>
-    <w:p>
-      <w:pPr>
-        <w:pStyle w:val="ListParagraph"/>
-        <w:numPr>
-          <w:ilvl w:val="0"/>
-          <w:numId w:val="2"/>
-        </w:numPr>
-        <w:spacing w:after="80"/>
-      </w:pPr>
-      <w:r>
-        <w:t xml:space="preserve">組織面では経営管理本部の下に「ガバナンス推進本部」を新設し、CFOが本部長を兼任するなど、財務・経理機能とガバナンス機能を統合</w:t>
-      </w:r>
-    </w:p>
-    <w:p>
-      <w:pPr>
-        <w:pStyle w:val="Heading2"/>
-        <w:spacing w:after="120" w:before="240"/>
-      </w:pPr>
-      <w:r>
-        <w:t xml:space="preserve">②不正アクセス事案（情報漏えい）</w:t>
-      </w:r>
-    </w:p>
-    <w:p>
-      <w:pPr>
-        <w:pStyle w:val="ListParagraph"/>
-        <w:numPr>
-          <w:ilvl w:val="0"/>
-          <w:numId w:val="2"/>
-        </w:numPr>
-        <w:spacing w:after="80"/>
-      </w:pPr>
-      <w:r>
-        <w:t xml:space="preserve">ISP事業者向けメールシステムへの不正アクセスにより、メールアドレス1,223万件・パスワード762万件が漏えい（2026年5〜6月に発生・確認）</w:t>
-      </w:r>
-    </w:p>
-    <w:p>
-      <w:pPr>
-        <w:pStyle w:val="ListParagraph"/>
-        <w:numPr>
-          <w:ilvl w:val="0"/>
-          <w:numId w:val="2"/>
-        </w:numPr>
-        <w:spacing w:after="80"/>
-      </w:pPr>
-      <w:r>
-        <w:t xml:space="preserve">第三者製ソフトウェアの未知の脆弱性が原因。行政指導を受け、業界横断でのセキュリティ水準向上にも取り組む方針</w:t>
-      </w:r>
-    </w:p>
-    <w:p>
-      <w:pPr>
-        <w:pStyle w:val="Heading2"/>
-        <w:spacing w:after="120" w:before="240"/>
-      </w:pPr>
-      <w:r>
-        <w:t xml:space="preserve">③事業ポートフォリオの見直し（ダイベストメント）</w:t>
-      </w:r>
-    </w:p>
-    <w:p>
-      <w:pPr>
-        <w:pStyle w:val="ListParagraph"/>
-        <w:numPr>
-          <w:ilvl w:val="0"/>
-          <w:numId w:val="2"/>
-        </w:numPr>
-        <w:spacing w:after="80"/>
-      </w:pPr>
-      <w:r>
-        <w:t xml:space="preserve">合計11件のダイベストメントを決定、約1,500億円のキャッシュ創出（売却未了案件含む）</w:t>
-      </w:r>
-    </w:p>
-    <w:p>
-      <w:pPr>
-        <w:pStyle w:val="ListParagraph"/>
-        <w:numPr>
-          <w:ilvl w:val="0"/>
-          <w:numId w:val="2"/>
-        </w:numPr>
-        <w:spacing w:after="80"/>
-      </w:pPr>
-      <w:r>
-        <w:t xml:space="preserve">主な案件：ライフネット生命（2026年4月、生命保険）、Loco Partners（2026年6月、旅行業）、Gunosy（2026年8月、ニュース・ゲームメディア）、カカクコム（売却意思決定済、時期未定）</w:t>
-      </w:r>
-    </w:p>
-    <w:p>
-      <w:pPr>
-        <w:pStyle w:val="ListParagraph"/>
-        <w:numPr>
-          <w:ilvl w:val="0"/>
-          <w:numId w:val="2"/>
-        </w:numPr>
-        <w:spacing w:after="80"/>
-      </w:pPr>
-      <w:r>
-        <w:t xml:space="preserve">M&amp;Aで拡大するだけでなく、資本コストと戦略的合理性のマトリクスで「継続保有・売却・撤退」を判断するポートフォリオマネジメント方針を明示</w:t>
-      </w:r>
-    </w:p>
-    <w:p>
-      <w:pPr>
-        <w:pStyle w:val="Heading2"/>
-        <w:spacing w:after="120" w:before="240"/>
-      </w:pPr>
-      <w:r>
-        <w:t xml:space="preserve">④auフィナンシャルホールディングスの株式上場を検討開始</w:t>
-      </w:r>
-    </w:p>
-    <w:p>
-      <w:pPr>
-        <w:pStyle w:val="ListParagraph"/>
-        <w:numPr>
-          <w:ilvl w:val="0"/>
-          <w:numId w:val="2"/>
-        </w:numPr>
-        <w:spacing w:after="80"/>
-      </w:pPr>
-      <w:r>
-        <w:t xml:space="preserve">2026年5月に公表。目的は「KDDI連結のバランスシート最適化」「事業ポートフォリオ集約による資本集中」「機動的な資本政策」</w:t>
-      </w:r>
-    </w:p>
-    <w:p>
-      <w:pPr>
-        <w:pStyle w:val="ListParagraph"/>
-        <w:numPr>
-          <w:ilvl w:val="0"/>
-          <w:numId w:val="2"/>
-        </w:numPr>
-        <w:spacing w:after="80"/>
-      </w:pPr>
-      <w:r>
-        <w:t xml:space="preserve">市場区分は東証プライム市場（案）、機関設計は監査等委員会設置会社（案）。上場後もKDDIは主要株主として支援を継続する方針</w:t>
-      </w:r>
-    </w:p>
-    <w:p>
-      <w:pPr>
-        <w:pStyle w:val="Heading2"/>
-        <w:spacing w:after="120" w:before="240"/>
-      </w:pPr>
-      <w:r>
-        <w:t xml:space="preserve">⑤「調整後利益」の新設 — 財務報告そのものの変更</w:t>
-      </w:r>
-    </w:p>
-    <w:p>
-      <w:pPr>
-        <w:pStyle w:val="ListParagraph"/>
-        <w:numPr>
-          <w:ilvl w:val="0"/>
-          <w:numId w:val="2"/>
-        </w:numPr>
-        <w:spacing w:after="80"/>
-      </w:pPr>
-      <w:r>
-        <w:t xml:space="preserve">IFRS第18号（28.3期から適用）に先立ち、27.3期から「調整後利益」を開示開始</w:t>
-      </w:r>
-    </w:p>
-    <w:p>
-      <w:pPr>
-        <w:pStyle w:val="ListParagraph"/>
-        <w:numPr>
-          <w:ilvl w:val="0"/>
-          <w:numId w:val="2"/>
-        </w:numPr>
-        <w:spacing w:after="80"/>
-      </w:pPr>
-      <w:r>
-        <w:t xml:space="preserve">連結営業利益・当期利益から、①非経常的かつ大規模なコストの除外（戦略的設備更改、事業構造改革等）、②ポートフォリオ見直しに伴う一時損益の除外（株式売却損益、のれん減損等）を調整し、成長力の可視化と資本効率性の維持向上を両立させる狙い</w:t>
-      </w:r>
-    </w:p>
-    <w:p>
-      <w:pPr>
-        <w:spacing w:after="100"/>
-      </w:pPr>
-    </w:p>
-    <w:p>
-      <w:pPr>
-        <w:pStyle w:val="Heading1"/>
-        <w:spacing w:after="160" w:before="320"/>
-      </w:pPr>
-      <w:r>
         <w:t xml:space="preserve">QA想定問答（面接・ES対策）</w:t>
       </w:r>
     </w:p>
@@ -4284,6 +4791,28 @@
           <w:szCs w:val="21"/>
         </w:rPr>
         <w:t xml:space="preserve">A. 「KDDI連結のバランスシート最適化」が理由として挙げられている点に注目したい。子会社を上場させることで、連結貸借対照表における非支配持分・資本構成が変化し、KDDI本体としての資本効率（ROE・ROIC）を高める効果が期待できる。M&amp;Aで拡大するだけでなく、こうした資本政策の見直しも財務・経理部門の重要な役割だと理解している。</w:t>
+      </w:r>
+    </w:p>
+    <w:p>
+      <w:pPr>
+        <w:pStyle w:val="Heading3"/>
+        <w:spacing w:after="100" w:before="180"/>
+      </w:pPr>
+      <w:r>
+        <w:t xml:space="preserve">Q5. KDDIはなぜM&amp;Aとダイベストメントを同時に進めているのか</w:t>
+      </w:r>
+    </w:p>
+    <w:p>
+      <w:pPr>
+        <w:spacing w:after="120"/>
+      </w:pPr>
+      <w:r>
+        <w:rPr>
+          <w:rFonts w:ascii="游ゴシック" w:cs="游ゴシック" w:eastAsia="游ゴシック" w:hAnsi="游ゴシック"/>
+          <w:sz w:val="21"/>
+          <w:szCs w:val="21"/>
+        </w:rPr>
+        <w:t xml:space="preserve">A. 中期経営戦略のキャピタルアロケーションポリシーでは、Net Debt/EBITDA 2.0倍という財務規律を保ちながら1兆円/3年規模の成長投資を行う方針を掲げている。無限に借入を増やすのではなく、資本コストに見合わない事業（ライフネット生命等）を売却して原資を作り、その分を戦略的合理性の高い領域（金融・DX等）に再配分する、新陳代謝を伴う成長モデルだと理解している。</w:t>
       </w:r>
     </w:p>
     <w:p>
